--- a/Горбенко пр IDOR.docx
+++ b/Горбенко пр IDOR.docx
@@ -16,33 +16,43 @@
           <w:b/>
           <w:sz w:val="32"/>
         </w:rPr>
-        <w:t>Отчёт: устранение уязвимости IDOR в модуле статей (PHP)</w:t>
-      </w:r>
-    </w:p>
-    <w:p>
-      <w:pPr>
+        <w:t>Отчёт: устран</w:t>
+      </w:r>
+      <w:bookmarkStart w:id="0" w:name="_GoBack"/>
+      <w:bookmarkEnd w:id="0"/>
+      <w:r>
         <w:rPr>
           <w:rFonts w:ascii="Times New Roman" w:hAnsi="Times New Roman" w:cs="Times New Roman"/>
           <w:b/>
           <w:sz w:val="32"/>
         </w:rPr>
-      </w:pPr>
-      <w:r>
+        <w:t>ение уязвимости IDOR в модуле статей (PHP)</w:t>
+      </w:r>
+    </w:p>
+    <w:p>
+      <w:pPr>
         <w:rPr>
           <w:rFonts w:ascii="Times New Roman" w:hAnsi="Times New Roman" w:cs="Times New Roman"/>
           <w:b/>
           <w:sz w:val="32"/>
         </w:rPr>
-        <w:t>Горбенко Станислав ИВ1-23-1</w:t>
-      </w:r>
-    </w:p>
-    <w:p>
-      <w:pPr>
+      </w:pPr>
+      <w:r>
         <w:rPr>
           <w:rFonts w:ascii="Times New Roman" w:hAnsi="Times New Roman" w:cs="Times New Roman"/>
           <w:b/>
           <w:sz w:val="32"/>
         </w:rPr>
+        <w:t>Горбенко Станислав ИВ1-23-1</w:t>
+      </w:r>
+    </w:p>
+    <w:p>
+      <w:pPr>
+        <w:rPr>
+          <w:rFonts w:ascii="Times New Roman" w:hAnsi="Times New Roman" w:cs="Times New Roman"/>
+          <w:b/>
+          <w:sz w:val="32"/>
+        </w:rPr>
       </w:pPr>
     </w:p>
     <w:p>
@@ -97,17 +107,7 @@
           <w:sz w:val="28"/>
           <w:szCs w:val="28"/>
         </w:rPr>
-        <w:t xml:space="preserve"> проверк</w:t>
-      </w:r>
-      <w:bookmarkStart w:id="0" w:name="_GoBack"/>
-      <w:bookmarkEnd w:id="0"/>
-      <w:r>
-        <w:rPr>
-          <w:rFonts w:ascii="Times New Roman" w:hAnsi="Times New Roman" w:cs="Times New Roman"/>
-          <w:sz w:val="28"/>
-          <w:szCs w:val="28"/>
-        </w:rPr>
-        <w:t>а доступа сводилась к факту авторизации пользователя:</w:t>
+        <w:t xml:space="preserve"> проверка доступа сводилась к факту авторизации пользователя:</w:t>
       </w:r>
     </w:p>
     <w:p>
@@ -185,13 +185,15 @@
           <w:rFonts w:ascii="Times New Roman" w:hAnsi="Times New Roman" w:cs="Times New Roman"/>
           <w:sz w:val="28"/>
           <w:szCs w:val="28"/>
-        </w:rPr>
-      </w:pPr>
-      <w:r>
-        <w:rPr>
-          <w:rFonts w:ascii="Times New Roman" w:hAnsi="Times New Roman" w:cs="Times New Roman"/>
-          <w:sz w:val="28"/>
-          <w:szCs w:val="28"/>
+          <w:lang w:val="en-US"/>
+        </w:rPr>
+      </w:pPr>
+      <w:r>
+        <w:rPr>
+          <w:rFonts w:ascii="Times New Roman" w:hAnsi="Times New Roman" w:cs="Times New Roman"/>
+          <w:sz w:val="28"/>
+          <w:szCs w:val="28"/>
+          <w:lang w:val="en-US"/>
         </w:rPr>
         <w:t>}</w:t>
       </w:r>
@@ -217,25 +219,20 @@
       <w:pPr>
         <w:rPr>
           <w:rFonts w:ascii="Times New Roman" w:hAnsi="Times New Roman" w:cs="Times New Roman"/>
-        </w:rPr>
-      </w:pPr>
-    </w:p>
-    <w:p>
-      <w:pPr>
-        <w:rPr>
-          <w:rFonts w:ascii="Times New Roman" w:hAnsi="Times New Roman" w:cs="Times New Roman"/>
-          <w:sz w:val="32"/>
-        </w:rPr>
-      </w:pPr>
-      <w:r>
-        <w:rPr>
-          <w:rFonts w:ascii="Times New Roman" w:hAnsi="Times New Roman" w:cs="Times New Roman"/>
-          <w:sz w:val="32"/>
+          <w:sz w:val="28"/>
+          <w:szCs w:val="28"/>
+        </w:rPr>
+      </w:pPr>
+      <w:r>
+        <w:rPr>
+          <w:rFonts w:ascii="Times New Roman" w:hAnsi="Times New Roman" w:cs="Times New Roman"/>
+          <w:sz w:val="28"/>
+          <w:szCs w:val="28"/>
         </w:rPr>
         <w:drawing>
-          <wp:inline distT="0" distB="0" distL="0" distR="0" wp14:anchorId="2C0BBA21" wp14:editId="5F7D6D70">
-            <wp:extent cx="5940425" cy="4053840"/>
-            <wp:effectExtent l="0" t="0" r="3175" b="3810"/>
+          <wp:inline distT="0" distB="0" distL="0" distR="0" wp14:anchorId="5AE039CE" wp14:editId="45B595C9">
+            <wp:extent cx="5940425" cy="5480685"/>
+            <wp:effectExtent l="0" t="0" r="3175" b="5715"/>
             <wp:docPr id="1" name="Рисунок 1"/>
             <wp:cNvGraphicFramePr>
               <a:graphicFrameLocks xmlns:a="http://schemas.openxmlformats.org/drawingml/2006/main" noChangeAspect="1"/>
@@ -256,7 +253,7 @@
                   <pic:spPr>
                     <a:xfrm>
                       <a:off x="0" y="0"/>
-                      <a:ext cx="5940425" cy="4053840"/>
+                      <a:ext cx="5940425" cy="5480685"/>
                     </a:xfrm>
                     <a:prstGeom prst="rect">
                       <a:avLst/>
@@ -273,20 +270,34 @@
       <w:pPr>
         <w:rPr>
           <w:rFonts w:ascii="Times New Roman" w:hAnsi="Times New Roman" w:cs="Times New Roman"/>
+        </w:rPr>
+      </w:pPr>
+    </w:p>
+    <w:p>
+      <w:pPr>
+        <w:rPr>
+          <w:rFonts w:ascii="Times New Roman" w:hAnsi="Times New Roman" w:cs="Times New Roman"/>
           <w:sz w:val="32"/>
         </w:rPr>
       </w:pPr>
-      <w:r>
+    </w:p>
+    <w:p>
+      <w:pPr>
         <w:rPr>
           <w:rFonts w:ascii="Times New Roman" w:hAnsi="Times New Roman" w:cs="Times New Roman"/>
           <w:sz w:val="32"/>
         </w:rPr>
-        <w:lastRenderedPageBreak/>
+      </w:pPr>
+      <w:r>
+        <w:rPr>
+          <w:rFonts w:ascii="Times New Roman" w:hAnsi="Times New Roman" w:cs="Times New Roman"/>
+          <w:sz w:val="32"/>
+        </w:rPr>
         <w:drawing>
-          <wp:inline distT="0" distB="0" distL="0" distR="0" wp14:anchorId="021E6641" wp14:editId="1D33BA19">
-            <wp:extent cx="5940425" cy="2648585"/>
-            <wp:effectExtent l="0" t="0" r="3175" b="0"/>
-            <wp:docPr id="2" name="Рисунок 2"/>
+          <wp:inline distT="0" distB="0" distL="0" distR="0" wp14:anchorId="601FDB4B" wp14:editId="2FD27632">
+            <wp:extent cx="5940425" cy="4472305"/>
+            <wp:effectExtent l="0" t="0" r="3175" b="4445"/>
+            <wp:docPr id="3" name="Рисунок 3"/>
             <wp:cNvGraphicFramePr>
               <a:graphicFrameLocks xmlns:a="http://schemas.openxmlformats.org/drawingml/2006/main" noChangeAspect="1"/>
             </wp:cNvGraphicFramePr>
@@ -306,7 +317,7 @@
                   <pic:spPr>
                     <a:xfrm>
                       <a:off x="0" y="0"/>
-                      <a:ext cx="5940425" cy="2648585"/>
+                      <a:ext cx="5940425" cy="4472305"/>
                     </a:xfrm>
                     <a:prstGeom prst="rect">
                       <a:avLst/>
